--- a/source/Estrada_Resume_PreSales_CSM.docx
+++ b/source/Estrada_Resume_PreSales_CSM.docx
@@ -291,11 +291,7 @@
         <w:rPr/>
       </w:pPr>
       <w:r>
-        <w:rPr>
-          <w:rFonts w:ascii="Carlito" w:hAnsi="Carlito"/>
-          <w:sz w:val="22"/>
-        </w:rPr>
-        <w:t>Reduced migration and audit risk from Aptean Intuitive to Epicor Kinetic by extracting, querying, transforming, updating, and validating system/database records through ETL tools, SQL checks, user access reviews, control validation, and cutover coordination</w:t>
+        <w:t>Reduced migration and audit risk from Aptean Intuitive to Epicor Kinetic by extracting, querying, transforming, updating, and validating system/database records through ETL tools, SQL checks, user access reviews, control validation, cutover coordination, and least-privilege permission tightening after incident backtracking tied avoidable work-order losses to access mistakes</w:t>
       </w:r>
     </w:p>
     <w:p>
@@ -405,11 +401,7 @@
         <w:rPr/>
       </w:pPr>
       <w:r>
-        <w:rPr>
-          <w:rFonts w:ascii="Carlito" w:hAnsi="Carlito"/>
-          <w:sz w:val="22"/>
-        </w:rPr>
-        <w:t>Supported occasional Epicor Kinetic administration, security/access validation, and user training while preserving Aptean Intuitive as the primary owned operating platform through final cutover.</w:t>
+        <w:t>Supported occasional Epicor Kinetic administration, security/access validation, barcode-scanner workflow verification in the software layer, and user training while preserving Aptean Intuitive as the primary owned operating platform through final cutover.</w:t>
       </w:r>
     </w:p>
     <w:p>

--- a/source/Estrada_Resume_PreSales_CSM.docx
+++ b/source/Estrada_Resume_PreSales_CSM.docx
@@ -275,23 +275,23 @@
           <w:rFonts w:ascii="Carlito" w:hAnsi="Carlito"/>
           <w:sz w:val="22"/>
         </w:rPr>
-        <w:t>Served as de facto product owner for the company's enterprise ERP platform, owning stakeholder requirements gathering and improving VP/director investment decisions by running structured discovery, surfacing requirements, modeling solution/vendor options, and presenting cost, timeline, and risk tradeoffs before build or vendor spend was approved</w:t>
-      </w:r>
-    </w:p>
-    <w:p>
-      <w:pPr>
-        <w:pStyle w:val="Normal"/>
-        <w:numPr>
-          <w:ilvl w:val="0"/>
-          <w:numId w:val="1"/>
-        </w:numPr>
-        <w:bidi w:val="0"/>
-        <w:spacing w:lineRule="auto" w:line="259" w:before="0" w:after="60"/>
-        <w:jc w:val="left"/>
-        <w:rPr/>
-      </w:pPr>
-      <w:r>
-        <w:t>Reduced migration and audit risk from Aptean Intuitive to Epicor Kinetic by extracting, querying, transforming, updating, and validating system/database records through ETL tools, SQL checks, user access reviews, control validation, cutover coordination, and least-privilege permission tightening after incident backtracking tied avoidable work-order losses to access mistakes</w:t>
+        <w:t>Served as de facto product owner for the enterprise ERP platform, improving VP/director investment decisions by running structured discovery, modeling solution/vendor options, and presenting cost, timeline, and risk tradeoffs before build or vendor spend was approved</w:t>
+      </w:r>
+    </w:p>
+    <w:p>
+      <w:pPr>
+        <w:pStyle w:val="Normal"/>
+        <w:numPr>
+          <w:ilvl w:val="0"/>
+          <w:numId w:val="1"/>
+        </w:numPr>
+        <w:bidi w:val="0"/>
+        <w:spacing w:lineRule="auto" w:line="259" w:before="0" w:after="60"/>
+        <w:jc w:val="left"/>
+        <w:rPr/>
+      </w:pPr>
+      <w:r>
+        <w:t>Cut migration and audit risk in the Aptean Intuitive to Epicor Kinetic transition by validating system and database records with ETL tools and SQL checks, coordinating cutover, and tightening user access to least-privilege after a work-order loss was traced to an access gap</w:t>
       </w:r>
     </w:p>
     <w:p>
@@ -385,7 +385,7 @@
           <w:rFonts w:ascii="Carlito" w:hAnsi="Carlito"/>
           <w:sz w:val="22"/>
         </w:rPr>
-        <w:t>Coordinated business users, vendors, and technical stakeholders through concurrent migration, reporting, training, and warehouse-readiness workstreams without direct-report authority.</w:t>
+        <w:t>Coordinated business users, vendors, and technical stakeholders across concurrent migration, reporting, and training workstreams without direct-report authority.</w:t>
       </w:r>
     </w:p>
     <w:p>
@@ -421,7 +421,7 @@
           <w:rFonts w:ascii="Carlito" w:hAnsi="Carlito"/>
           <w:sz w:val="22"/>
         </w:rPr>
-        <w:t>Led a five-month cross-functional initiative to replace a years-outdated EFT/ACH file integration, coordinating across internal IT, global finance, Aptean, and Truist Bank to design, validate, and deploy a compliant payment workflow that resolved a long-standing financial infrastructure gap and restored payment process integrity.</w:t>
+        <w:t>Led a five-month cross-functional initiative to replace an outdated EFT/ACH file integration, coordinating internal IT, global finance, Aptean, and Truist Bank to deploy a compliant payment workflow that closed a long-standing infrastructure gap.</w:t>
       </w:r>
     </w:p>
     <w:p>
@@ -957,7 +957,7 @@
           <w:rFonts w:ascii="Carlito" w:hAnsi="Carlito"/>
           <w:sz w:val="22"/>
         </w:rPr>
-        <w:t>Helped build and support adoption of a zero-to-one internal SMS support channel as a founding pilot team member, configuring LivePerson LiveEngage chat-text workflows, automated greetings and closings, AI-assisted chatbot logic, and early channel-usage monitoring for a customer communication workflow that did not previously exist</w:t>
+        <w:t>Helped launch a zero-to-one internal SMS support channel as a founding pilot team member, configuring LivePerson LiveEngage chat-text workflows, automated greetings and closings, AI-assisted chatbot logic, and early channel-usage monitoring</w:t>
       </w:r>
     </w:p>
     <w:p>
@@ -1294,7 +1294,7 @@
           <w:i w:val="false"/>
           <w:sz w:val="22"/>
         </w:rPr>
-        <w:t>Master of Science, Management Information Systems</w:t>
+        <w:t>Master of Science, Information Systems</w:t>
       </w:r>
       <w:r>
         <w:rPr>

--- a/source/Estrada_Resume_PreSales_CSM.docx
+++ b/source/Estrada_Resume_PreSales_CSM.docx
@@ -235,6 +235,106 @@
           <w:rFonts w:ascii="Carlito" w:hAnsi="Carlito"/>
           <w:sz w:val="22"/>
         </w:rPr>
+        <w:t>Owned ERP access governance and least-privilege permissions across systems, folder access, and reporting, and joined the Global IT team to manage broader IT permissions.</w:t>
+      </w:r>
+    </w:p>
+    <w:p>
+      <w:pPr>
+        <w:pStyle w:val="Normal"/>
+        <w:numPr>
+          <w:ilvl w:val="0"/>
+          <w:numId w:val="1"/>
+        </w:numPr>
+        <w:bidi w:val="0"/>
+        <w:spacing w:lineRule="auto" w:line="259" w:before="0" w:after="60"/>
+        <w:jc w:val="left"/>
+        <w:rPr/>
+      </w:pPr>
+      <w:r>
+        <w:rPr>
+          <w:rFonts w:ascii="Carlito" w:hAnsi="Carlito"/>
+          <w:sz w:val="22"/>
+        </w:rPr>
+        <w:t>Supported compliance audits with engineering and client stakeholders, providing access reviews and control documentation.</w:t>
+      </w:r>
+    </w:p>
+    <w:p>
+      <w:pPr>
+        <w:pStyle w:val="Normal"/>
+        <w:numPr>
+          <w:ilvl w:val="0"/>
+          <w:numId w:val="1"/>
+        </w:numPr>
+        <w:bidi w:val="0"/>
+        <w:spacing w:lineRule="auto" w:line="259" w:before="0" w:after="60"/>
+        <w:jc w:val="left"/>
+        <w:rPr/>
+      </w:pPr>
+      <w:r>
+        <w:rPr>
+          <w:rFonts w:ascii="Carlito" w:hAnsi="Carlito"/>
+          <w:sz w:val="22"/>
+        </w:rPr>
+        <w:t>Ran weekly onboarding and system training for new hires, plus targeted sessions on product changes, updates, and customizations I proposed.</w:t>
+      </w:r>
+    </w:p>
+    <w:p>
+      <w:pPr>
+        <w:pStyle w:val="Normal"/>
+        <w:numPr>
+          <w:ilvl w:val="0"/>
+          <w:numId w:val="1"/>
+        </w:numPr>
+        <w:bidi w:val="0"/>
+        <w:spacing w:lineRule="auto" w:line="259" w:before="0" w:after="60"/>
+        <w:jc w:val="left"/>
+        <w:rPr/>
+      </w:pPr>
+      <w:r>
+        <w:rPr>
+          <w:rFonts w:ascii="Carlito" w:hAnsi="Carlito"/>
+          <w:sz w:val="22"/>
+        </w:rPr>
+        <w:t>Built automated workflows for high-volume inventory adjustments and Approved Manufacturer List maintenance, cutting manual work by 78% and inventory discrepancies by 22%.</w:t>
+      </w:r>
+    </w:p>
+    <w:p>
+      <w:pPr>
+        <w:pStyle w:val="Normal"/>
+        <w:numPr>
+          <w:ilvl w:val="0"/>
+          <w:numId w:val="1"/>
+        </w:numPr>
+        <w:bidi w:val="0"/>
+        <w:spacing w:lineRule="auto" w:line="259" w:before="0" w:after="60"/>
+        <w:jc w:val="left"/>
+        <w:rPr/>
+      </w:pPr>
+      <w:r>
+        <w:rPr>
+          <w:rFonts w:ascii="Carlito" w:hAnsi="Carlito"/>
+          <w:sz w:val="22"/>
+        </w:rPr>
+        <w:t>Delivered enterprise technology projects end to end with a structured discovery-to-go-live approach, owning scope, milestones, cost and timeline tradeoffs, and cross-functional coordination.</w:t>
+      </w:r>
+    </w:p>
+    <w:p>
+      <w:pPr>
+        <w:pStyle w:val="Normal"/>
+        <w:numPr>
+          <w:ilvl w:val="0"/>
+          <w:numId w:val="1"/>
+        </w:numPr>
+        <w:bidi w:val="0"/>
+        <w:spacing w:lineRule="auto" w:line="259" w:before="0" w:after="60"/>
+        <w:jc w:val="left"/>
+        <w:rPr/>
+      </w:pPr>
+      <w:r>
+        <w:rPr>
+          <w:rFonts w:ascii="Carlito" w:hAnsi="Carlito"/>
+          <w:sz w:val="22"/>
+        </w:rPr>
         <w:t>Reduced manual inventory adjustment work by 78% and lowered discrepancies by 22% by diagnosing a recurring warehouse accuracy problem and building an automated, auditable workflow in Aptean Intuitive</w:t>
       </w:r>
     </w:p>
@@ -649,6 +749,40 @@
         <w:rPr/>
       </w:pPr>
       <w:r>
+        <w:rPr/>
+        <w:t>Supported pre-sales for make-to-order and food and beverage manufacturers, authoring hundreds of RFP, RFI, and SOW documents and scoping customizations and integrations for deals averaging about $80K.</w:t>
+      </w:r>
+    </w:p>
+    <w:p>
+      <w:pPr>
+        <w:pStyle w:val="Normal"/>
+        <w:numPr>
+          <w:ilvl w:val="0"/>
+          <w:numId w:val="1"/>
+        </w:numPr>
+        <w:bidi w:val="0"/>
+        <w:spacing w:lineRule="auto" w:line="259" w:before="0" w:after="60"/>
+        <w:jc w:val="left"/>
+        <w:rPr/>
+      </w:pPr>
+      <w:r>
+        <w:rPr/>
+        <w:t>Delivered daily client training, quarterly user group meetings, and annual user conferences that kept adoption moving between releases.</w:t>
+      </w:r>
+    </w:p>
+    <w:p>
+      <w:pPr>
+        <w:pStyle w:val="Normal"/>
+        <w:numPr>
+          <w:ilvl w:val="0"/>
+          <w:numId w:val="1"/>
+        </w:numPr>
+        <w:bidi w:val="0"/>
+        <w:spacing w:lineRule="auto" w:line="259" w:before="0" w:after="60"/>
+        <w:jc w:val="left"/>
+        <w:rPr/>
+      </w:pPr>
+      <w:r>
         <w:rPr>
           <w:rFonts w:ascii="Carlito" w:hAnsi="Carlito"/>
           <w:sz w:val="22"/>
@@ -1464,7 +1598,7 @@
           <w:i w:val="false"/>
           <w:sz w:val="22"/>
         </w:rPr>
-        <w:t>ITIL 4 Foundation  |  ServiceNow NextGen  |  McKinsey Forward Learners</w:t>
+        <w:t>ITIL 4 Foundation  |  ServiceNow NextGen  |  McKinsey Forward Learners | PMP (in progress)</w:t>
       </w:r>
     </w:p>
     <w:sectPr>

--- a/source/Estrada_Resume_PreSales_CSM.docx
+++ b/source/Estrada_Resume_PreSales_CSM.docx
@@ -275,7 +275,7 @@
           <w:rFonts w:ascii="Carlito" w:hAnsi="Carlito"/>
           <w:sz w:val="22"/>
         </w:rPr>
-        <w:t>Ran weekly onboarding and system training for new hires, plus targeted sessions on product changes, updates, and customizations I proposed.</w:t>
+        <w:t>Ran weekly onboarding and system training for new hires, plus targeted sessions on product changes, updates, and proposed customizations.</w:t>
       </w:r>
     </w:p>
     <w:p>
@@ -375,7 +375,7 @@
           <w:rFonts w:ascii="Carlito" w:hAnsi="Carlito"/>
           <w:sz w:val="22"/>
         </w:rPr>
-        <w:t>Served as de facto product owner for the enterprise ERP platform, improving VP/director investment decisions by running structured discovery, modeling solution/vendor options, and presenting cost, timeline, and risk tradeoffs before build or vendor spend was approved</w:t>
+        <w:t>Served as de facto product owner for the enterprise ERP platform, improving VP and director investment decisions through structured discovery, vendor and solution modeling, and clear cost and timeline tradeoffs before spend was approved</w:t>
       </w:r>
     </w:p>
     <w:p>
@@ -639,7 +639,7 @@
       </w:pPr>
       <w:r>
         <w:rPr/>
-        <w:t>Protected $1M+ in at-risk annual revenue within a $6M+ client book of business by diagnosing adoption, integration, and customization risks, consolidating case ownership, leading weekly recovery sessions, and converting at-risk relationships into retained accounts</w:t>
+        <w:t>Protected $1M+ in at-risk annual revenue within a $6M+ client book by diagnosing adoption and integration risks, consolidating case ownership, and running weekly recovery sessions that converted at-risk relationships into retained accounts</w:t>
       </w:r>
     </w:p>
     <w:p>

--- a/source/Estrada_Resume_PreSales_CSM.docx
+++ b/source/Estrada_Resume_PreSales_CSM.docx
@@ -1,6 +1,6 @@
 
 <file path=word/document.xml><?xml version="1.0" encoding="utf-8"?>
-<w:document xmlns:o="urn:schemas-microsoft-com:office:office" xmlns:r="http://schemas.openxmlformats.org/officeDocument/2006/relationships" xmlns:v="urn:schemas-microsoft-com:vml" xmlns:w="http://schemas.openxmlformats.org/wordprocessingml/2006/main" xmlns:w10="urn:schemas-microsoft-com:office:word" xmlns:wp="http://schemas.openxmlformats.org/drawingml/2006/wordprocessingDrawing" xmlns:wps="http://schemas.microsoft.com/office/word/2010/wordprocessingShape" xmlns:wpg="http://schemas.microsoft.com/office/word/2010/wordprocessingGroup" xmlns:mc="http://schemas.openxmlformats.org/markup-compatibility/2006" xmlns:wp14="http://schemas.microsoft.com/office/word/2010/wordprocessingDrawing" xmlns:w14="http://schemas.microsoft.com/office/word/2010/wordml" xmlns:w15="http://schemas.microsoft.com/office/word/2012/wordml" mc:Ignorable="w14 wp14 w15">
+<w:document xmlns:ns1="http://schemas.openxmlformats.org/markup-compatibility/2006" xmlns:ns2="http://schemas.openxmlformats.org/officeDocument/2006/relationships" xmlns:w="http://schemas.openxmlformats.org/wordprocessingml/2006/main" ns1:Ignorable="w14 wp14 w15">
   <w:body>
     <w:p>
       <w:pPr>
@@ -55,7 +55,7 @@
         </w:rPr>
         <w:t xml:space="preserve">Atlanta, GA  |  770-710-4216  |  christianj1914@gmail.com  |  </w:t>
       </w:r>
-      <w:hyperlink r:id="rId2">
+      <w:hyperlink ns2:id="rId2">
         <w:r>
           <w:rPr>
             <w:rStyle w:val="Hyperlink"/>
@@ -391,7 +391,7 @@
         <w:rPr/>
       </w:pPr>
       <w:r>
-        <w:t>Cut migration and audit risk in the Aptean Intuitive to Epicor Kinetic transition by validating system and database records with ETL tools and SQL checks, coordinating cutover, and tightening user access to least-privilege after a work-order loss was traced to an access gap</w:t>
+        <w:t>Cut migration and audit risk in the Aptean Intuitive to Epicor Kinetic transition by validating system and database records with ETL tools and SQL checks, coordinating cutover, and tightening least-privilege user access.</w:t>
       </w:r>
     </w:p>
     <w:p>
@@ -501,7 +501,7 @@
         <w:rPr/>
       </w:pPr>
       <w:r>
-        <w:t>Supported occasional Epicor Kinetic administration, security/access validation, barcode-scanner workflow verification in the software layer, and user training while preserving Aptean Intuitive as the primary owned operating platform through final cutover.</w:t>
+        <w:t>Preserved Aptean Intuitive as the primary owned operating platform through final cutover while handling Epicor Kinetic administration, security/access validation, barcode-scanner workflow verification, and user training.</w:t>
       </w:r>
     </w:p>
     <w:p>
@@ -1326,7 +1326,7 @@
           <w:i w:val="false"/>
           <w:sz w:val="22"/>
         </w:rPr>
-        <w:t>Supported disaster recovery planning and system resilience improvements by documenting technical dependencies, issue patterns, and operational risks during an organizational transition.</w:t>
+        <w:t>Improved disaster recovery planning and system resilience by documenting technical dependencies, issue patterns, and operational risks during an organizational transition.</w:t>
       </w:r>
     </w:p>
     <w:p>

--- a/source/Estrada_Resume_PreSales_CSM.docx
+++ b/source/Estrada_Resume_PreSales_CSM.docx
@@ -231,11 +231,7 @@
         <w:rPr/>
       </w:pPr>
       <w:r>
-        <w:rPr>
-          <w:rFonts w:ascii="Carlito" w:hAnsi="Carlito"/>
-          <w:sz w:val="22"/>
-        </w:rPr>
-        <w:t>Owned ERP access governance and least-privilege permissions across systems, folder access, and reporting, and joined the Global IT team to manage broader IT permissions.</w:t>
+        <w:t>Applied zero-trust-aligned least-privilege access, role-based access controls, and dynamic permission frameworks for sensitive financial and inventory transactions while supporting incident-response readiness and access validation for the global IT team supporting Aptean Intuitive.</w:t>
       </w:r>
     </w:p>
     <w:p>
@@ -296,6 +292,22 @@
           <w:sz w:val="22"/>
         </w:rPr>
         <w:t>Built automated workflows for high-volume inventory adjustments and Approved Manufacturer List maintenance, cutting manual work by 78% and inventory discrepancies by 22%.</w:t>
+      </w:r>
+    </w:p>
+    <w:p>
+      <w:pPr>
+        <w:pStyle w:val="Normal"/>
+        <w:numPr>
+          <w:ilvl w:val="0"/>
+          <w:numId w:val="1"/>
+        </w:numPr>
+        <w:bidi w:val="0"/>
+        <w:spacing w:lineRule="auto" w:line="259" w:before="0" w:after="60"/>
+        <w:jc w:val="left"/>
+        <w:rPr/>
+      </w:pPr>
+      <w:r>
+        <w:t>Led enterprise systems modernization that improved reliability and reduced unplanned downtime by roughly 25%, supported reporting and decisions affecting $20M+ in daily inventory, and cut inventory scrap cost by about 32% through inventory automation and tracking designed for warehouse operations.</w:t>
       </w:r>
     </w:p>
     <w:p>
@@ -1599,6 +1611,30 @@
           <w:sz w:val="22"/>
         </w:rPr>
         <w:t>ITIL 4 Foundation  |  ServiceNow NextGen  |  McKinsey Forward Learners | PMP (in progress)</w:t>
+      </w:r>
+    </w:p>
+    <w:p>
+      <w:pPr>
+        <w:pStyle w:val="Normal"/>
+      </w:pPr>
+      <w:r>
+        <w:t>Volunteer Experience</w:t>
+      </w:r>
+    </w:p>
+    <w:p>
+      <w:pPr>
+        <w:pStyle w:val="Normal"/>
+      </w:pPr>
+      <w:r>
+        <w:t>Cybersecurity Track Lead (Volunteer), Grow With Google - Mentor Me Collective</w:t>
+      </w:r>
+    </w:p>
+    <w:p>
+      <w:pPr>
+        <w:pStyle w:val="Normal"/>
+      </w:pPr>
+      <w:r>
+        <w:t>Led and mentored participants in the cybersecurity track as a volunteer, helping learners connect cybersecurity concepts to practical career development.</w:t>
       </w:r>
     </w:p>
     <w:sectPr>

--- a/source/Estrada_Resume_PreSales_CSM.docx
+++ b/source/Estrada_Resume_PreSales_CSM.docx
@@ -1626,7 +1626,7 @@
         <w:pStyle w:val="Normal"/>
       </w:pPr>
       <w:r>
-        <w:t>Cybersecurity Track Lead (Volunteer), Grow With Google - Mentor Me Collective</w:t>
+        <w:t>Cybersecurity Track Lead, Grow With Google - Mentor Me Collective</w:t>
       </w:r>
     </w:p>
     <w:p>
